--- a/KHBD_Robotics/Lớp_2/Tuần_08/KHBD_Robotics_Lớp_2_Tiet07_Bai_7_Khu_pho_cua_chung_ta.docx
+++ b/KHBD_Robotics/Lớp_2/Tuần_08/KHBD_Robotics_Lớp_2_Tiet07_Bai_7_Khu_pho_cua_chung_ta.docx
@@ -320,7 +320,7 @@
           <w:i w:val="0"/>
           <w:sz w:val="26"/>
         </w:rPr>
-        <w:t>+ Tìm hiểu quy hoạch khu dân cư.</w:t>
+        <w:t>- Nhận biết từ vừng Tiếng Anh về những địa điểm xuất hiện trong khu phố.</w:t>
       </w:r>
     </w:p>
     <w:p>
@@ -336,7 +336,7 @@
           <w:i w:val="0"/>
           <w:sz w:val="26"/>
         </w:rPr>
-        <w:t>+ Lắp mô hình xe vệ sinh môi trường đường phố.</w:t>
+        <w:t>- Tìm hiểu những cách bảo vệ môi trường sống trong lành ở khu phố.</w:t>
       </w:r>
     </w:p>
     <w:p>
@@ -952,6 +952,9 @@
                 <w:rFonts w:ascii="Times New Roman" w:hAnsi="Times New Roman" w:cs="Times New Roman"/>
                 <w:sz w:val="26"/>
               </w:rPr>
+              <w:t>+ GV đặt câu hỏi: Hãy chỉ đường cho những người bạn mới đến những nơi họ mong muốn: bệnh viện, siêu thị, nhà thuốc, bưu điện, khách sạn. HS quan sát tranh, đối chiếu địa điểm được yêu cầu với bản đồ và trả lời câu hỏi.</w:t>
+              <w:br/>
+              <w:t>+ GV mời HS phát biểu và nhận xét câu trả lời của HS.</w:t>
             </w:r>
             <w:r>
               <w:rPr>
@@ -960,7 +963,6 @@
                 <w:i w:val="0"/>
                 <w:sz w:val="26"/>
               </w:rPr>
-              <w:t>- GV trình chiếu clip/hình ảnh thực tế sinh động liên quan đến chủ đề.</w:t>
             </w:r>
           </w:p>
           <w:p>
@@ -975,7 +977,6 @@
                 <w:i w:val="0"/>
                 <w:sz w:val="26"/>
               </w:rPr>
-              <w:t>- Đặt câu hỏi dẫn dắt: "Em có biết bạn robot này giúp ích gì cho con người không?"</w:t>
             </w:r>
           </w:p>
           <w:p>
@@ -990,7 +991,6 @@
                 <w:i w:val="0"/>
                 <w:sz w:val="26"/>
               </w:rPr>
-              <w:t>- HS chú ý quan sát, thảo luận cặp đôi và xung phong trả lời.</w:t>
             </w:r>
           </w:p>
           <w:p>
@@ -1005,7 +1005,54 @@
                 <w:i w:val="0"/>
                 <w:sz w:val="26"/>
               </w:rPr>
-              <w:t>- GV nhận xét, tuyên dương và dẫn dắt vào bài mới.</w:t>
+            </w:r>
+          </w:p>
+          <w:p>
+            <w:pPr>
+              <w:jc w:val="center"/>
+            </w:pPr>
+            <w:r>
+              <w:drawing>
+                <wp:inline distT="0" distB="0" distL="0" distR="0" wp14:anchorId="4F8D407D" wp14:editId="2102E9A6">
+                  <wp:extent cx="2826050" cy="1881554"/>
+                  <wp:effectExtent l="0" t="0" r="0" b="4445"/>
+                  <wp:docPr id="483826444" name="Picture 1"/>
+                  <wp:cNvGraphicFramePr>
+                    <a:graphicFrameLocks xmlns:a="http://schemas.openxmlformats.org/drawingml/2006/main" noChangeAspect="1"/>
+                  </wp:cNvGraphicFramePr>
+                  <a:graphic xmlns:a="http://schemas.openxmlformats.org/drawingml/2006/main">
+                    <a:graphicData uri="http://schemas.openxmlformats.org/drawingml/2006/picture">
+                      <pic:pic xmlns:pic="http://schemas.openxmlformats.org/drawingml/2006/picture">
+                        <pic:nvPicPr>
+                          <pic:cNvPr id="483826444" name="Picture 483826444"/>
+                          <pic:cNvPicPr/>
+                        </pic:nvPicPr>
+                        <pic:blipFill>
+                          <a:blip r:embed="rId16" cstate="print">
+                            <a:extLst>
+                              <a:ext uri="{28A0092B-C50C-407E-A947-70E740481C1C}">
+                                <a14:useLocalDpi xmlns:a14="http://schemas.microsoft.com/office/drawing/2010/main" val="0"/>
+                              </a:ext>
+                            </a:extLst>
+                          </a:blip>
+                          <a:stretch>
+                            <a:fillRect/>
+                          </a:stretch>
+                        </pic:blipFill>
+                        <pic:spPr>
+                          <a:xfrm>
+                            <a:off x="0" y="0"/>
+                            <a:ext cx="2837907" cy="1889448"/>
+                          </a:xfrm>
+                          <a:prstGeom prst="rect">
+                            <a:avLst/>
+                          </a:prstGeom>
+                        </pic:spPr>
+                      </pic:pic>
+                    </a:graphicData>
+                  </a:graphic>
+                </wp:inline>
+              </w:drawing>
             </w:r>
           </w:p>
         </w:tc>
@@ -1029,6 +1076,9 @@
                 <w:rFonts w:ascii="Times New Roman" w:hAnsi="Times New Roman" w:cs="Times New Roman"/>
                 <w:sz w:val="26"/>
               </w:rPr>
+              <w:t>Câu trả lời của HS.</w:t>
+              <w:br/>
+              <w:t>+ Câu hỏi: Có những vị khách lần đầu đến khu phố của bạn, hãy chỉ dẫn họ đến nơi mong muốn.</w:t>
             </w:r>
             <w:r>
               <w:rPr>
@@ -1037,7 +1087,6 @@
                 <w:i w:val="0"/>
                 <w:sz w:val="26"/>
               </w:rPr>
-              <w:t>HS hào hứng, tập trung vào bài học.</w:t>
             </w:r>
           </w:p>
           <w:p>
@@ -1052,7 +1101,6 @@
                 <w:i w:val="0"/>
                 <w:sz w:val="26"/>
               </w:rPr>
-              <w:t>Nhận diện được chủ đề bài học.</w:t>
             </w:r>
           </w:p>
         </w:tc>
@@ -1275,6 +1323,11 @@
                 <w:rFonts w:ascii="Times New Roman" w:hAnsi="Times New Roman" w:cs="Times New Roman"/>
                 <w:sz w:val="26"/>
               </w:rPr>
+              <w:t>+ GV lưu ý HS những hành động gây ra ô nhiễm môi trường.</w:t>
+              <w:br/>
+              <w:t>+ GV yêu cầu HS nêu hiểu biết của bản thân về những cách bảo vệ môi trường sống trong lành ở khu phố.</w:t>
+              <w:br/>
+              <w:t>+ GV mời HS phát biểu và nhận xét, giới thiệu kiến thức mới cho HS.</w:t>
             </w:r>
             <w:r>
               <w:rPr>
@@ -1283,7 +1336,6 @@
                 <w:i w:val="0"/>
                 <w:sz w:val="26"/>
               </w:rPr>
-              <w:t>- GV phát phiếu hướng dẫn và giới thiệu từng loại linh kiện chính.</w:t>
             </w:r>
           </w:p>
           <w:p>
@@ -1298,7 +1350,6 @@
                 <w:i w:val="0"/>
                 <w:sz w:val="26"/>
               </w:rPr>
-              <w:t>- Hướng dẫn HS cách chọn đúng chốt nối và cách phân biệt các khớp xoay.</w:t>
             </w:r>
           </w:p>
           <w:p>
@@ -1313,7 +1364,6 @@
                 <w:i w:val="0"/>
                 <w:sz w:val="26"/>
               </w:rPr>
-              <w:t>- HS làm việc nhóm, chọn đúng các chi tiết cần thiết ra khay chứa.</w:t>
             </w:r>
           </w:p>
           <w:p>
@@ -1328,7 +1378,6 @@
                 <w:i w:val="0"/>
                 <w:sz w:val="26"/>
               </w:rPr>
-              <w:t>- GV đi từng bàn kiểm tra, hỗ trợ nhóm còn lúng túng.</w:t>
             </w:r>
           </w:p>
         </w:tc>
@@ -1352,6 +1401,11 @@
                 <w:rFonts w:ascii="Times New Roman" w:hAnsi="Times New Roman" w:cs="Times New Roman"/>
                 <w:sz w:val="26"/>
               </w:rPr>
+              <w:t>+ Tìm hiểu những cách bảo vệ môi trường sống trong lành ở khu phố.</w:t>
+              <w:br/>
+              <w:t>+ Những hành động gây ô nhiễm môi trường:</w:t>
+              <w:br/>
+              <w:t>+ Những cách bảo vệ môi trường sống trong lành ở khu phố:</w:t>
             </w:r>
             <w:r>
               <w:rPr>
@@ -1360,7 +1414,6 @@
                 <w:i w:val="0"/>
                 <w:sz w:val="26"/>
               </w:rPr>
-              <w:t>HS gọi đúng tên các linh kiện cơ bản.</w:t>
             </w:r>
           </w:p>
           <w:p>
@@ -1375,7 +1428,6 @@
                 <w:i w:val="0"/>
                 <w:sz w:val="26"/>
               </w:rPr>
-              <w:t>Chuẩn bị đầy đủ linh kiện lắp ráp.</w:t>
             </w:r>
           </w:p>
         </w:tc>
@@ -1598,6 +1650,9 @@
                 <w:rFonts w:ascii="Times New Roman" w:hAnsi="Times New Roman" w:cs="Times New Roman"/>
                 <w:sz w:val="26"/>
               </w:rPr>
+              <w:t>+ GV yêu cầu HS mở hộp thiết bị, lựa chọn các mảnh ghép và lắp ghép theo hướng dẫn.</w:t>
+              <w:br/>
+              <w:t>+ GV quan sát HS tiến hành lắp ráp theo hướng dẫn trong sách, giúp đỡ HS thao tác.</w:t>
             </w:r>
             <w:r>
               <w:rPr>
@@ -1606,7 +1661,6 @@
                 <w:i w:val="0"/>
                 <w:sz w:val="26"/>
               </w:rPr>
-              <w:t>- GV nêu yêu cầu thực hành và lưu ý an toàn khi lắp ráp.</w:t>
             </w:r>
           </w:p>
           <w:p>
@@ -1621,7 +1675,6 @@
                 <w:i w:val="0"/>
                 <w:sz w:val="26"/>
               </w:rPr>
-              <w:t>- HS phân công nhiệm vụ: bạn xem sơ đồ, bạn lắp khung, bạn thử pin.</w:t>
             </w:r>
           </w:p>
           <w:p>
@@ -1636,7 +1689,6 @@
                 <w:i w:val="0"/>
                 <w:sz w:val="26"/>
               </w:rPr>
-              <w:t>- Các nhóm hoàn thiện mô hình robot và bật công tắc chạy thử.</w:t>
             </w:r>
           </w:p>
           <w:p>
@@ -1651,7 +1703,54 @@
                 <w:i w:val="0"/>
                 <w:sz w:val="26"/>
               </w:rPr>
-              <w:t>- GV quan sát, khích lệ và chấm điểm thi đua giữa các nhóm.</w:t>
+            </w:r>
+          </w:p>
+          <w:p>
+            <w:pPr>
+              <w:jc w:val="center"/>
+            </w:pPr>
+            <w:r>
+              <w:drawing>
+                <wp:inline distT="0" distB="0" distL="0" distR="0" wp14:anchorId="05A6B381" wp14:editId="42CBD6F9">
+                  <wp:extent cx="1704384" cy="1678603"/>
+                  <wp:effectExtent l="0" t="0" r="0" b="0"/>
+                  <wp:docPr id="1243312211" name="Picture 1"/>
+                  <wp:cNvGraphicFramePr>
+                    <a:graphicFrameLocks xmlns:a="http://schemas.openxmlformats.org/drawingml/2006/main" noChangeAspect="1"/>
+                  </wp:cNvGraphicFramePr>
+                  <a:graphic xmlns:a="http://schemas.openxmlformats.org/drawingml/2006/main">
+                    <a:graphicData uri="http://schemas.openxmlformats.org/drawingml/2006/picture">
+                      <pic:pic xmlns:pic="http://schemas.openxmlformats.org/drawingml/2006/picture">
+                        <pic:nvPicPr>
+                          <pic:cNvPr id="1243312211" name="Picture 1"/>
+                          <pic:cNvPicPr/>
+                        </pic:nvPicPr>
+                        <pic:blipFill>
+                          <a:blip r:embed="rId17" cstate="print">
+                            <a:extLst>
+                              <a:ext uri="{28A0092B-C50C-407E-A947-70E740481C1C}">
+                                <a14:useLocalDpi xmlns:a14="http://schemas.microsoft.com/office/drawing/2010/main" val="0"/>
+                              </a:ext>
+                            </a:extLst>
+                          </a:blip>
+                          <a:stretch>
+                            <a:fillRect/>
+                          </a:stretch>
+                        </pic:blipFill>
+                        <pic:spPr>
+                          <a:xfrm>
+                            <a:off x="0" y="0"/>
+                            <a:ext cx="1704384" cy="1678603"/>
+                          </a:xfrm>
+                          <a:prstGeom prst="rect">
+                            <a:avLst/>
+                          </a:prstGeom>
+                        </pic:spPr>
+                      </pic:pic>
+                    </a:graphicData>
+                  </a:graphic>
+                </wp:inline>
+              </w:drawing>
             </w:r>
           </w:p>
         </w:tc>
@@ -1675,6 +1774,7 @@
                 <w:rFonts w:ascii="Times New Roman" w:hAnsi="Times New Roman" w:cs="Times New Roman"/>
                 <w:sz w:val="26"/>
               </w:rPr>
+              <w:t>Sản phẩm robot của HS.</w:t>
             </w:r>
             <w:r>
               <w:rPr>
@@ -1683,7 +1783,6 @@
                 <w:i w:val="0"/>
                 <w:sz w:val="26"/>
               </w:rPr>
-              <w:t>Mô hình robot hoàn thành chắc chắn.</w:t>
             </w:r>
           </w:p>
           <w:p>
@@ -1698,7 +1797,6 @@
                 <w:i w:val="0"/>
                 <w:sz w:val="26"/>
               </w:rPr>
-              <w:t>Robot hoạt động trơn tru, chính xác.</w:t>
             </w:r>
           </w:p>
         </w:tc>
@@ -1921,6 +2019,23 @@
                 <w:rFonts w:ascii="Times New Roman" w:hAnsi="Times New Roman" w:cs="Times New Roman"/>
                 <w:sz w:val="26"/>
               </w:rPr>
+              <w:t>+ GV hướng dẫn HS lắp ráp sáng tạo thêm các chi tiết khác cho robot.</w:t>
+              <w:br/>
+              <w:t>+ HS tiến hành lắp ráp, sáng tạo dựa trên gợi ý của GV và những mảnh ghép còn lại.</w:t>
+              <w:br/>
+              <w:t>5. Sáng tạo (Let’s move)</w:t>
+              <w:br/>
+              <w:t>- Mục tiêu:</w:t>
+              <w:br/>
+              <w:t>+ Vận hành được robot đã lắp, tham gia các trò chơi với robot.</w:t>
+              <w:br/>
+              <w:t>+ Tháo chốt, sắp xếp ngăn nắp các mảnh ghép vào trong hộp.</w:t>
+              <w:br/>
+              <w:t>- Nội dung: HS vận hành robot vừa lắp, chơi với robot và tháo chốt dọn dẹp đồ dùng khi kết thúc tiết học.</w:t>
+              <w:br/>
+              <w:t>+ GV tổ chức cho HS chơi với robot sau khi lắp xong.</w:t>
+              <w:br/>
+              <w:t>+ GV yêu cầu HS tháo robot, sắp xếp ngăn nắp các mảnh ghép vào trong hộp, dọn dẹp bàn ghế quanh vị trí ngồi.</w:t>
             </w:r>
             <w:r>
               <w:rPr>
@@ -1929,7 +2044,6 @@
                 <w:i w:val="0"/>
                 <w:sz w:val="26"/>
               </w:rPr>
-              <w:t>- GV đặt câu hỏi: "Em có thể gắn thêm chi tiết gì để bạn robot đẹp hơn?"</w:t>
             </w:r>
           </w:p>
           <w:p>
@@ -1944,7 +2058,6 @@
                 <w:i w:val="0"/>
                 <w:sz w:val="26"/>
               </w:rPr>
-              <w:t>- Đại diện 1-2 nhóm giơ robot lên giới thiệu và biểu diễn trước lớp.</w:t>
             </w:r>
           </w:p>
           <w:p>
@@ -1959,7 +2072,6 @@
                 <w:i w:val="0"/>
                 <w:sz w:val="26"/>
               </w:rPr>
-              <w:t>- GV tổng kết tiết học, dặn dò HS cẩn thận tháo dỡ hoặc bảo quản mô hình.</w:t>
             </w:r>
           </w:p>
           <w:p>
@@ -1974,7 +2086,6 @@
                 <w:i w:val="0"/>
                 <w:sz w:val="26"/>
               </w:rPr>
-              <w:t>- HS thu gom linh kiện vào đúng ngăn trong hộp Kit, xếp ghế ngay ngắn.</w:t>
             </w:r>
           </w:p>
         </w:tc>
@@ -1998,6 +2109,11 @@
                 <w:rFonts w:ascii="Times New Roman" w:hAnsi="Times New Roman" w:cs="Times New Roman"/>
                 <w:sz w:val="26"/>
               </w:rPr>
+              <w:t>Sản phẩm robot sáng tạo của HS.</w:t>
+              <w:br/>
+              <w:t>+ Vận hành được robot đã lắp, tham gia các trò chơi với robot.</w:t>
+              <w:br/>
+              <w:t>+ Tháo chốt, sắp xếp ngăn nắp các mảnh ghép vào trong hộp.</w:t>
             </w:r>
             <w:r>
               <w:rPr>
@@ -2006,7 +2122,6 @@
                 <w:i w:val="0"/>
                 <w:sz w:val="26"/>
               </w:rPr>
-              <w:t>HS tự tin chia sẻ ý tưởng trước lớp.</w:t>
             </w:r>
           </w:p>
           <w:p>
@@ -2021,7 +2136,6 @@
                 <w:i w:val="0"/>
                 <w:sz w:val="26"/>
               </w:rPr>
-              <w:t>Hộp đồ dùng ngăn nắp, phòng học sạch sẽ.</w:t>
             </w:r>
           </w:p>
         </w:tc>
